--- a/DocumentationPresentation/SetUpGuide.docx
+++ b/DocumentationPresentation/SetUpGuide.docx
@@ -361,6 +361,12 @@
           <w:rFonts w:ascii="Courier New" w:hAnsi="Courier New" w:cs="Courier New"/>
         </w:rPr>
         <w:t>–</w:t>
+      </w:r>
+      <w:r>
+        <w:rPr>
+          <w:rFonts w:ascii="Courier New" w:hAnsi="Courier New" w:cs="Courier New"/>
+        </w:rPr>
+        <w:t>-</w:t>
       </w:r>
       <w:r>
         <w:rPr>

--- a/DocumentationPresentation/SetUpGuide.docx
+++ b/DocumentationPresentation/SetUpGuide.docx
@@ -59,7 +59,13 @@
         <w:pStyle w:val="Heading1"/>
       </w:pPr>
       <w:r>
-        <w:t>FORWARD:</w:t>
+        <w:t>AUTHOR’S NOTE</w:t>
+      </w:r>
+      <w:r>
+        <w:t>S</w:t>
+      </w:r>
+      <w:r>
+        <w:t>:</w:t>
       </w:r>
     </w:p>
     <w:p>
@@ -68,9 +74,6 @@
       </w:r>
       <w:r>
         <w:t>a</w:t>
-      </w:r>
-      <w:r>
-        <w:t>n</w:t>
       </w:r>
       <w:r>
         <w:t xml:space="preserve"> </w:t>
@@ -191,7 +194,21 @@
         <w:t xml:space="preserve"> </w:t>
       </w:r>
       <w:r>
-        <w:t>Once you have a running OS of Lubuntu you can continue to the next section of this guide.</w:t>
+        <w:t>Once you have a running OS of L</w:t>
+      </w:r>
+      <w:r>
+        <w:t>U</w:t>
+      </w:r>
+      <w:r>
+        <w:t>buntu you can continue to the next section of this guide.</w:t>
+      </w:r>
+    </w:p>
+    <w:p>
+      <w:pPr>
+        <w:pStyle w:val="Heading1"/>
+      </w:pPr>
+      <w:r>
+        <w:t>STEP-BY-STEP VIDEO GUIDE:</w:t>
       </w:r>
     </w:p>
     <w:p>
@@ -303,6 +320,7 @@
         <w:rPr>
           <w:rFonts w:ascii="Courier New" w:hAnsi="Courier New" w:cs="Courier New"/>
         </w:rPr>
+        <w:lastRenderedPageBreak/>
         <w:t>sudo apt</w:t>
       </w:r>
       <w:r>
@@ -353,7 +371,6 @@
         <w:rPr>
           <w:rFonts w:ascii="Courier New" w:hAnsi="Courier New" w:cs="Courier New"/>
         </w:rPr>
-        <w:lastRenderedPageBreak/>
         <w:t xml:space="preserve">sudo snap install intellij-idea-community </w:t>
       </w:r>
       <w:r>
@@ -916,6 +933,7 @@
         </w:numPr>
       </w:pPr>
       <w:r>
+        <w:lastRenderedPageBreak/>
         <w:t xml:space="preserve">After </w:t>
       </w:r>
       <w:r>
@@ -1017,7 +1035,6 @@
         </w:numPr>
       </w:pPr>
       <w:r>
-        <w:lastRenderedPageBreak/>
         <w:t xml:space="preserve">Go back to the </w:t>
       </w:r>
       <w:r>
@@ -1342,6 +1359,7 @@
     </w:p>
     <w:p>
       <w:r>
+        <w:lastRenderedPageBreak/>
         <w:br w:type="page"/>
       </w:r>
     </w:p>

--- a/DocumentationPresentation/SetUpGuide.docx
+++ b/DocumentationPresentation/SetUpGuide.docx
@@ -78,6 +78,7 @@
       <w:r>
         <w:t xml:space="preserve"> </w:t>
       </w:r>
+      <w:proofErr w:type="spellStart"/>
       <w:r>
         <w:t>L</w:t>
       </w:r>
@@ -85,7 +86,11 @@
         <w:t>U</w:t>
       </w:r>
       <w:r>
-        <w:t xml:space="preserve">buntu </w:t>
+        <w:t>buntu</w:t>
+      </w:r>
+      <w:proofErr w:type="spellEnd"/>
+      <w:r>
+        <w:t xml:space="preserve"> </w:t>
       </w:r>
       <w:r>
         <w:t xml:space="preserve">26.04 LTS </w:t>
@@ -137,13 +142,21 @@
         <w:t xml:space="preserve"> and install the ISO</w:t>
       </w:r>
       <w:r>
-        <w:t>. For this guide I will be hosting L</w:t>
+        <w:t xml:space="preserve">. For this guide I will be hosting </w:t>
+      </w:r>
+      <w:proofErr w:type="spellStart"/>
+      <w:r>
+        <w:t>L</w:t>
       </w:r>
       <w:r>
         <w:t>U</w:t>
       </w:r>
       <w:r>
-        <w:t xml:space="preserve">buntu on a VM but </w:t>
+        <w:t>buntu</w:t>
+      </w:r>
+      <w:proofErr w:type="spellEnd"/>
+      <w:r>
+        <w:t xml:space="preserve"> on a VM but </w:t>
       </w:r>
       <w:r>
         <w:t>any other method of getting the ISO installed and running should work</w:t>
@@ -167,7 +180,11 @@
         <w:t>n</w:t>
       </w:r>
       <w:r>
-        <w:t xml:space="preserve"> L</w:t>
+        <w:t xml:space="preserve"> </w:t>
+      </w:r>
+      <w:proofErr w:type="spellStart"/>
+      <w:r>
+        <w:t>L</w:t>
       </w:r>
       <w:r>
         <w:t>U</w:t>
@@ -175,6 +192,7 @@
       <w:r>
         <w:t>buntu</w:t>
       </w:r>
+      <w:proofErr w:type="spellEnd"/>
       <w:r>
         <w:t xml:space="preserve"> workstation </w:t>
       </w:r>
@@ -194,24 +212,90 @@
         <w:t xml:space="preserve"> </w:t>
       </w:r>
       <w:r>
-        <w:t>Once you have a running OS of L</w:t>
+        <w:t xml:space="preserve">Once you have a running OS of </w:t>
+      </w:r>
+      <w:proofErr w:type="spellStart"/>
+      <w:r>
+        <w:t>L</w:t>
       </w:r>
       <w:r>
         <w:t>U</w:t>
       </w:r>
       <w:r>
-        <w:t>buntu you can continue to the next section of this guide.</w:t>
-      </w:r>
-    </w:p>
+        <w:t>buntu</w:t>
+      </w:r>
+      <w:proofErr w:type="spellEnd"/>
+      <w:r>
+        <w:t xml:space="preserve"> you can continue to the next section of this guide.</w:t>
+      </w:r>
+    </w:p>
+    <w:p/>
     <w:p>
       <w:pPr>
         <w:pStyle w:val="Heading1"/>
       </w:pPr>
       <w:r>
+        <w:lastRenderedPageBreak/>
         <w:t>STEP-BY-STEP VIDEO GUIDE:</w:t>
       </w:r>
     </w:p>
     <w:p>
+      <w:r>
+        <w:rPr>
+          <w:noProof/>
+        </w:rPr>
+        <w:drawing>
+          <wp:inline distT="0" distB="0" distL="0" distR="0" wp14:anchorId="763FA06D" wp14:editId="0D5C0F78">
+            <wp:extent cx="4572000" cy="3429000"/>
+            <wp:effectExtent l="0" t="0" r="0" b="0"/>
+            <wp:docPr id="846284955" name="Video 1" descr="stepByStepVid">
+              <a:hlinkClick xmlns:a="http://schemas.openxmlformats.org/drawingml/2006/main" r:id="rId6"/>
+            </wp:docPr>
+            <wp:cNvGraphicFramePr>
+              <a:graphicFrameLocks xmlns:a="http://schemas.openxmlformats.org/drawingml/2006/main" noChangeAspect="1"/>
+            </wp:cNvGraphicFramePr>
+            <a:graphic xmlns:a="http://schemas.openxmlformats.org/drawingml/2006/main">
+              <a:graphicData uri="http://schemas.openxmlformats.org/drawingml/2006/picture">
+                <pic:pic xmlns:pic="http://schemas.openxmlformats.org/drawingml/2006/picture">
+                  <pic:nvPicPr>
+                    <pic:cNvPr id="846284955" name="Video 1" descr="stepByStepVid">
+                      <a:hlinkClick r:id="rId6"/>
+                    </pic:cNvPr>
+                    <pic:cNvPicPr/>
+                  </pic:nvPicPr>
+                  <pic:blipFill>
+                    <a:blip r:embed="rId7">
+                      <a:extLst>
+                        <a:ext uri="{28A0092B-C50C-407E-A947-70E740481C1C}">
+                          <a14:useLocalDpi xmlns:a14="http://schemas.microsoft.com/office/drawing/2010/main" val="0"/>
+                        </a:ext>
+                        <a:ext uri="{C809E66F-F1BF-436E-b5F7-EEA9579F0CBA}">
+                          <wp15:webVideoPr xmlns:wp15="http://schemas.microsoft.com/office/word/2012/wordprocessingDrawing" embeddedHtml="&lt;iframe width=&quot;200&quot; height=&quot;150&quot; src=&quot;https://www.youtube.com/embed/JzDjv38FQVE?feature=oembed&quot; frameborder=&quot;0&quot; allow=&quot;accelerometer; autoplay; clipboard-write; encrypted-media; gyroscope; picture-in-picture; web-share&quot; referrerpolicy=&quot;strict-origin-when-cross-origin&quot; allowfullscreen=&quot;&quot; title=&quot;stepByStepVid&quot; sandbox=&quot;allow-scripts allow-same-origin allow-popups&quot;&gt;&lt;/iframe&gt;" h="150" w="200"/>
+                        </a:ext>
+                      </a:extLst>
+                    </a:blip>
+                    <a:stretch>
+                      <a:fillRect/>
+                    </a:stretch>
+                  </pic:blipFill>
+                  <pic:spPr>
+                    <a:xfrm>
+                      <a:off x="0" y="0"/>
+                      <a:ext cx="4572000" cy="3429000"/>
+                    </a:xfrm>
+                    <a:prstGeom prst="rect">
+                      <a:avLst/>
+                    </a:prstGeom>
+                  </pic:spPr>
+                </pic:pic>
+              </a:graphicData>
+            </a:graphic>
+          </wp:inline>
+        </w:drawing>
+      </w:r>
+    </w:p>
+    <w:p/>
+    <w:p>
       <w:pPr>
         <w:pStyle w:val="Heading1"/>
       </w:pPr>
@@ -238,12 +322,28 @@
         <w:t xml:space="preserve"> covers </w:t>
       </w:r>
       <w:r>
-        <w:t xml:space="preserve">installing Intellij’s IDE environment. </w:t>
-      </w:r>
-    </w:p>
-    <w:p>
-      <w:r>
-        <w:t>Follow the steps below after powering LUbuntu up:</w:t>
+        <w:t xml:space="preserve">installing </w:t>
+      </w:r>
+      <w:proofErr w:type="spellStart"/>
+      <w:r>
+        <w:t>Intellij’s</w:t>
+      </w:r>
+      <w:proofErr w:type="spellEnd"/>
+      <w:r>
+        <w:t xml:space="preserve"> IDE environment. </w:t>
+      </w:r>
+    </w:p>
+    <w:p>
+      <w:r>
+        <w:t xml:space="preserve">Follow the steps below after powering </w:t>
+      </w:r>
+      <w:proofErr w:type="spellStart"/>
+      <w:r>
+        <w:t>LUbuntu</w:t>
+      </w:r>
+      <w:proofErr w:type="spellEnd"/>
+      <w:r>
+        <w:t xml:space="preserve"> up:</w:t>
       </w:r>
     </w:p>
     <w:p>
@@ -291,11 +391,19 @@
           <w:rFonts w:ascii="Courier New" w:hAnsi="Courier New" w:cs="Courier New"/>
         </w:rPr>
       </w:pPr>
-      <w:r>
-        <w:rPr>
-          <w:rFonts w:ascii="Courier New" w:hAnsi="Courier New" w:cs="Courier New"/>
-        </w:rPr>
-        <w:t>sudo apt</w:t>
+      <w:proofErr w:type="spellStart"/>
+      <w:r>
+        <w:rPr>
+          <w:rFonts w:ascii="Courier New" w:hAnsi="Courier New" w:cs="Courier New"/>
+        </w:rPr>
+        <w:t>sudo</w:t>
+      </w:r>
+      <w:proofErr w:type="spellEnd"/>
+      <w:r>
+        <w:rPr>
+          <w:rFonts w:ascii="Courier New" w:hAnsi="Courier New" w:cs="Courier New"/>
+        </w:rPr>
+        <w:t xml:space="preserve"> apt</w:t>
       </w:r>
       <w:r>
         <w:rPr>
@@ -316,12 +424,19 @@
           <w:rFonts w:ascii="Courier New" w:hAnsi="Courier New" w:cs="Courier New"/>
         </w:rPr>
       </w:pPr>
-      <w:r>
-        <w:rPr>
-          <w:rFonts w:ascii="Courier New" w:hAnsi="Courier New" w:cs="Courier New"/>
-        </w:rPr>
-        <w:lastRenderedPageBreak/>
-        <w:t>sudo apt</w:t>
+      <w:proofErr w:type="spellStart"/>
+      <w:r>
+        <w:rPr>
+          <w:rFonts w:ascii="Courier New" w:hAnsi="Courier New" w:cs="Courier New"/>
+        </w:rPr>
+        <w:t>sudo</w:t>
+      </w:r>
+      <w:proofErr w:type="spellEnd"/>
+      <w:r>
+        <w:rPr>
+          <w:rFonts w:ascii="Courier New" w:hAnsi="Courier New" w:cs="Courier New"/>
+        </w:rPr>
+        <w:t xml:space="preserve"> apt</w:t>
       </w:r>
       <w:r>
         <w:rPr>
@@ -342,11 +457,19 @@
           <w:rFonts w:ascii="Courier New" w:hAnsi="Courier New" w:cs="Courier New"/>
         </w:rPr>
       </w:pPr>
-      <w:r>
-        <w:rPr>
-          <w:rFonts w:ascii="Courier New" w:hAnsi="Courier New" w:cs="Courier New"/>
-        </w:rPr>
-        <w:t>sudo apt install</w:t>
+      <w:proofErr w:type="spellStart"/>
+      <w:r>
+        <w:rPr>
+          <w:rFonts w:ascii="Courier New" w:hAnsi="Courier New" w:cs="Courier New"/>
+        </w:rPr>
+        <w:t>sudo</w:t>
+      </w:r>
+      <w:proofErr w:type="spellEnd"/>
+      <w:r>
+        <w:rPr>
+          <w:rFonts w:ascii="Courier New" w:hAnsi="Courier New" w:cs="Courier New"/>
+        </w:rPr>
+        <w:t xml:space="preserve"> apt install</w:t>
       </w:r>
       <w:r>
         <w:rPr>
@@ -358,20 +481,50 @@
         <w:rPr>
           <w:rFonts w:ascii="Courier New" w:hAnsi="Courier New" w:cs="Courier New"/>
         </w:rPr>
-        <w:t xml:space="preserve"> snapd</w:t>
-      </w:r>
-    </w:p>
-    <w:p>
-      <w:pPr>
-        <w:rPr>
-          <w:rFonts w:ascii="Courier New" w:hAnsi="Courier New" w:cs="Courier New"/>
-        </w:rPr>
-      </w:pPr>
-      <w:r>
-        <w:rPr>
-          <w:rFonts w:ascii="Courier New" w:hAnsi="Courier New" w:cs="Courier New"/>
-        </w:rPr>
-        <w:t xml:space="preserve">sudo snap install intellij-idea-community </w:t>
+        <w:t xml:space="preserve"> </w:t>
+      </w:r>
+      <w:proofErr w:type="spellStart"/>
+      <w:r>
+        <w:rPr>
+          <w:rFonts w:ascii="Courier New" w:hAnsi="Courier New" w:cs="Courier New"/>
+        </w:rPr>
+        <w:t>snapd</w:t>
+      </w:r>
+      <w:proofErr w:type="spellEnd"/>
+    </w:p>
+    <w:p>
+      <w:pPr>
+        <w:rPr>
+          <w:rFonts w:ascii="Courier New" w:hAnsi="Courier New" w:cs="Courier New"/>
+        </w:rPr>
+      </w:pPr>
+      <w:proofErr w:type="spellStart"/>
+      <w:r>
+        <w:rPr>
+          <w:rFonts w:ascii="Courier New" w:hAnsi="Courier New" w:cs="Courier New"/>
+        </w:rPr>
+        <w:t>sudo</w:t>
+      </w:r>
+      <w:proofErr w:type="spellEnd"/>
+      <w:r>
+        <w:rPr>
+          <w:rFonts w:ascii="Courier New" w:hAnsi="Courier New" w:cs="Courier New"/>
+        </w:rPr>
+        <w:t xml:space="preserve"> snap install </w:t>
+      </w:r>
+      <w:proofErr w:type="spellStart"/>
+      <w:r>
+        <w:rPr>
+          <w:rFonts w:ascii="Courier New" w:hAnsi="Courier New" w:cs="Courier New"/>
+        </w:rPr>
+        <w:t>intellij</w:t>
+      </w:r>
+      <w:proofErr w:type="spellEnd"/>
+      <w:r>
+        <w:rPr>
+          <w:rFonts w:ascii="Courier New" w:hAnsi="Courier New" w:cs="Courier New"/>
+        </w:rPr>
+        <w:t xml:space="preserve">-idea-community </w:t>
       </w:r>
       <w:r>
         <w:rPr>
@@ -398,11 +551,19 @@
           <w:rFonts w:ascii="Courier New" w:hAnsi="Courier New" w:cs="Courier New"/>
         </w:rPr>
       </w:pPr>
-      <w:r>
-        <w:rPr>
-          <w:rFonts w:ascii="Courier New" w:hAnsi="Courier New" w:cs="Courier New"/>
-        </w:rPr>
-        <w:t>intellij-idea-community</w:t>
+      <w:proofErr w:type="spellStart"/>
+      <w:r>
+        <w:rPr>
+          <w:rFonts w:ascii="Courier New" w:hAnsi="Courier New" w:cs="Courier New"/>
+        </w:rPr>
+        <w:t>intellij</w:t>
+      </w:r>
+      <w:proofErr w:type="spellEnd"/>
+      <w:r>
+        <w:rPr>
+          <w:rFonts w:ascii="Courier New" w:hAnsi="Courier New" w:cs="Courier New"/>
+        </w:rPr>
+        <w:t>-idea-community</w:t>
       </w:r>
     </w:p>
     <w:p>
@@ -438,6 +599,7 @@
         </w:numPr>
       </w:pPr>
       <w:r>
+        <w:lastRenderedPageBreak/>
         <w:t xml:space="preserve">Check that </w:t>
       </w:r>
       <w:r>
@@ -530,10 +692,36 @@
         <w:t>as well as doing a test run of the GUI.</w:t>
       </w:r>
       <w:r>
-        <w:t xml:space="preserve"> This section assumes that the LUbuntu OS does not contain </w:t>
-      </w:r>
-      <w:r>
-        <w:t>a folder called Bitwise_Pattern_Generator in it’s Documents directory.</w:t>
+        <w:t xml:space="preserve"> This section assumes that the </w:t>
+      </w:r>
+      <w:proofErr w:type="spellStart"/>
+      <w:r>
+        <w:t>LUbuntu</w:t>
+      </w:r>
+      <w:proofErr w:type="spellEnd"/>
+      <w:r>
+        <w:t xml:space="preserve"> OS does not contain </w:t>
+      </w:r>
+      <w:r>
+        <w:t xml:space="preserve">a folder called </w:t>
+      </w:r>
+      <w:proofErr w:type="spellStart"/>
+      <w:r>
+        <w:t>Bitwise_Pattern_Generator</w:t>
+      </w:r>
+      <w:proofErr w:type="spellEnd"/>
+      <w:r>
+        <w:t xml:space="preserve"> in </w:t>
+      </w:r>
+      <w:proofErr w:type="spellStart"/>
+      <w:proofErr w:type="gramStart"/>
+      <w:r>
+        <w:t>it’s</w:t>
+      </w:r>
+      <w:proofErr w:type="spellEnd"/>
+      <w:proofErr w:type="gramEnd"/>
+      <w:r>
+        <w:t xml:space="preserve"> Documents directory.</w:t>
       </w:r>
     </w:p>
     <w:p>
@@ -599,7 +787,7 @@
         </w:rPr>
         <w:t xml:space="preserve"> </w:t>
       </w:r>
-      <w:hyperlink r:id="rId6" w:history="1">
+      <w:hyperlink r:id="rId8" w:history="1">
         <w:r>
           <w:rPr>
             <w:rStyle w:val="Hyperlink"/>
@@ -686,20 +874,32 @@
       <w:r>
         <w:t xml:space="preserve">s -&gt; </w:t>
       </w:r>
+      <w:proofErr w:type="spellStart"/>
       <w:r>
         <w:t>Bitwise_Pattern_Genera</w:t>
       </w:r>
       <w:r>
         <w:t>torinator</w:t>
       </w:r>
+      <w:proofErr w:type="spellEnd"/>
       <w:r>
         <w:t xml:space="preserve"> -&gt; </w:t>
       </w:r>
+      <w:proofErr w:type="spellStart"/>
       <w:r>
         <w:t>gridPane</w:t>
       </w:r>
-      <w:r>
-        <w:t>, make sure the gridPane folder is highlighted</w:t>
+      <w:proofErr w:type="spellEnd"/>
+      <w:r>
+        <w:t xml:space="preserve">, make sure the </w:t>
+      </w:r>
+      <w:proofErr w:type="spellStart"/>
+      <w:r>
+        <w:t>gridPane</w:t>
+      </w:r>
+      <w:proofErr w:type="spellEnd"/>
+      <w:r>
+        <w:t xml:space="preserve"> folder is highlighted</w:t>
       </w:r>
       <w:r>
         <w:t xml:space="preserve"> and hit </w:t>
@@ -757,9 +957,19 @@
       <w:r>
         <w:t>Launcher class in /</w:t>
       </w:r>
-      <w:r>
-        <w:t>src/main/java/gridgui.gridpane</w:t>
-      </w:r>
+      <w:proofErr w:type="spellStart"/>
+      <w:r>
+        <w:t>src</w:t>
+      </w:r>
+      <w:proofErr w:type="spellEnd"/>
+      <w:r>
+        <w:t>/main/java/</w:t>
+      </w:r>
+      <w:proofErr w:type="spellStart"/>
+      <w:r>
+        <w:t>gridgui.gridpane</w:t>
+      </w:r>
+      <w:proofErr w:type="spellEnd"/>
       <w:r>
         <w:t>/</w:t>
       </w:r>
@@ -865,7 +1075,15 @@
         <w:t xml:space="preserve"> JDK</w:t>
       </w:r>
       <w:r>
-        <w:t xml:space="preserve"> window set the version to </w:t>
+        <w:t xml:space="preserve"> </w:t>
+      </w:r>
+      <w:proofErr w:type="gramStart"/>
+      <w:r>
+        <w:t>window set</w:t>
+      </w:r>
+      <w:proofErr w:type="gramEnd"/>
+      <w:r>
+        <w:t xml:space="preserve"> the version to </w:t>
       </w:r>
       <w:r>
         <w:rPr>
@@ -933,7 +1151,6 @@
         </w:numPr>
       </w:pPr>
       <w:r>
-        <w:lastRenderedPageBreak/>
         <w:t xml:space="preserve">After </w:t>
       </w:r>
       <w:r>
@@ -1064,7 +1281,16 @@
         <w:ind w:left="360"/>
       </w:pPr>
       <w:r>
-        <w:t>Note: If the command is greyed out you may need to click the command in order for the full command to appear.</w:t>
+        <w:lastRenderedPageBreak/>
+        <w:t xml:space="preserve">Note: If the command is greyed out you may need to click the command </w:t>
+      </w:r>
+      <w:proofErr w:type="gramStart"/>
+      <w:r>
+        <w:t>in order for</w:t>
+      </w:r>
+      <w:proofErr w:type="gramEnd"/>
+      <w:r>
+        <w:t xml:space="preserve"> the full command to appear.</w:t>
       </w:r>
     </w:p>
     <w:p>
@@ -1176,14 +1402,22 @@
         <w:rPr>
           <w:rFonts w:ascii="Courier New" w:hAnsi="Courier New" w:cs="Courier New"/>
         </w:rPr>
-        <w:t>/Bitwise_Pattern_Generatorinator</w:t>
-      </w:r>
-      <w:r>
-        <w:rPr>
-          <w:rFonts w:ascii="Courier New" w:hAnsi="Courier New" w:cs="Courier New"/>
-        </w:rPr>
         <w:t>/</w:t>
       </w:r>
+      <w:proofErr w:type="spellStart"/>
+      <w:r>
+        <w:rPr>
+          <w:rFonts w:ascii="Courier New" w:hAnsi="Courier New" w:cs="Courier New"/>
+        </w:rPr>
+        <w:t>Bitwise_Pattern_Generatorinator</w:t>
+      </w:r>
+      <w:proofErr w:type="spellEnd"/>
+      <w:r>
+        <w:rPr>
+          <w:rFonts w:ascii="Courier New" w:hAnsi="Courier New" w:cs="Courier New"/>
+        </w:rPr>
+        <w:t>/</w:t>
+      </w:r>
       <w:r>
         <w:rPr>
           <w:rFonts w:ascii="Courier New" w:hAnsi="Courier New" w:cs="Courier New"/>
@@ -1197,11 +1431,19 @@
           <w:rFonts w:ascii="Courier New" w:hAnsi="Courier New" w:cs="Courier New"/>
         </w:rPr>
       </w:pPr>
-      <w:r>
-        <w:rPr>
-          <w:rFonts w:ascii="Courier New" w:hAnsi="Courier New" w:cs="Courier New"/>
-        </w:rPr>
-        <w:t>featherpad run.sh</w:t>
+      <w:proofErr w:type="spellStart"/>
+      <w:r>
+        <w:rPr>
+          <w:rFonts w:ascii="Courier New" w:hAnsi="Courier New" w:cs="Courier New"/>
+        </w:rPr>
+        <w:t>featherpad</w:t>
+      </w:r>
+      <w:proofErr w:type="spellEnd"/>
+      <w:r>
+        <w:rPr>
+          <w:rFonts w:ascii="Courier New" w:hAnsi="Courier New" w:cs="Courier New"/>
+        </w:rPr>
+        <w:t xml:space="preserve"> run.sh</w:t>
       </w:r>
     </w:p>
     <w:p>
@@ -1288,7 +1530,15 @@
         <w:t xml:space="preserve"> to the </w:t>
       </w:r>
       <w:r>
-        <w:t>terminal previously opened (the one currently inside the Bitwise_Pattern_Generator folder)</w:t>
+        <w:t xml:space="preserve">terminal previously opened (the one currently inside the </w:t>
+      </w:r>
+      <w:proofErr w:type="spellStart"/>
+      <w:r>
+        <w:t>Bitwise_Pattern_Generator</w:t>
+      </w:r>
+      <w:proofErr w:type="spellEnd"/>
+      <w:r>
+        <w:t xml:space="preserve"> folder)</w:t>
       </w:r>
       <w:r>
         <w:t xml:space="preserve"> and run the </w:t>
@@ -1303,11 +1553,19 @@
           <w:rFonts w:ascii="Courier New" w:hAnsi="Courier New" w:cs="Courier New"/>
         </w:rPr>
       </w:pPr>
-      <w:r>
-        <w:rPr>
-          <w:rFonts w:ascii="Courier New" w:hAnsi="Courier New" w:cs="Courier New"/>
-        </w:rPr>
-        <w:t xml:space="preserve">sudo </w:t>
+      <w:proofErr w:type="spellStart"/>
+      <w:r>
+        <w:rPr>
+          <w:rFonts w:ascii="Courier New" w:hAnsi="Courier New" w:cs="Courier New"/>
+        </w:rPr>
+        <w:t>sudo</w:t>
+      </w:r>
+      <w:proofErr w:type="spellEnd"/>
+      <w:r>
+        <w:rPr>
+          <w:rFonts w:ascii="Courier New" w:hAnsi="Courier New" w:cs="Courier New"/>
+        </w:rPr>
+        <w:t xml:space="preserve"> </w:t>
       </w:r>
       <w:r>
         <w:rPr>
@@ -1359,7 +1617,6 @@
     </w:p>
     <w:p>
       <w:r>
-        <w:lastRenderedPageBreak/>
         <w:br w:type="page"/>
       </w:r>
     </w:p>
@@ -1401,11 +1658,16 @@
         <w:t>These sections</w:t>
       </w:r>
       <w:r>
-        <w:t xml:space="preserve"> assume</w:t>
+        <w:t xml:space="preserve"> </w:t>
+      </w:r>
+      <w:proofErr w:type="gramStart"/>
+      <w:r>
+        <w:t>assume</w:t>
       </w:r>
       <w:r>
         <w:t>s</w:t>
       </w:r>
+      <w:proofErr w:type="gramEnd"/>
       <w:r>
         <w:t xml:space="preserve"> the</w:t>
       </w:r>
@@ -1470,7 +1732,21 @@
         <w:rPr>
           <w:rFonts w:ascii="Courier New" w:hAnsi="Courier New" w:cs="Courier New"/>
         </w:rPr>
-        <w:t xml:space="preserve">cd Documents/Bitwise_Pattern_Generatorinator/ </w:t>
+        <w:t>cd Documents/</w:t>
+      </w:r>
+      <w:proofErr w:type="spellStart"/>
+      <w:r>
+        <w:rPr>
+          <w:rFonts w:ascii="Courier New" w:hAnsi="Courier New" w:cs="Courier New"/>
+        </w:rPr>
+        <w:t>Bitwise_Pattern_Generatorinator</w:t>
+      </w:r>
+      <w:proofErr w:type="spellEnd"/>
+      <w:r>
+        <w:rPr>
+          <w:rFonts w:ascii="Courier New" w:hAnsi="Courier New" w:cs="Courier New"/>
+        </w:rPr>
+        <w:t xml:space="preserve">/ </w:t>
       </w:r>
     </w:p>
     <w:p>
@@ -1688,9 +1964,11 @@
             <w:tcW w:w="3117" w:type="dxa"/>
           </w:tcPr>
           <w:p>
+            <w:proofErr w:type="gramStart"/>
             <w:r>
               <w:t>Draws</w:t>
             </w:r>
+            <w:proofErr w:type="gramEnd"/>
             <w:r>
               <w:t xml:space="preserve"> the checkerboard pattern on the GUI.</w:t>
             </w:r>
@@ -1852,8 +2130,13 @@
             <w:tcW w:w="3117" w:type="dxa"/>
           </w:tcPr>
           <w:p>
-            <w:r>
-              <w:t>‘ ‘ (Space Key)</w:t>
+            <w:proofErr w:type="gramStart"/>
+            <w:r>
+              <w:t>‘ ‘</w:t>
+            </w:r>
+            <w:proofErr w:type="gramEnd"/>
+            <w:r>
+              <w:t xml:space="preserve"> (Space Key)</w:t>
             </w:r>
           </w:p>
         </w:tc>
@@ -1904,7 +2187,11 @@
           </w:tcPr>
           <w:p>
             <w:r>
-              <w:t>Clear the GUI and then e</w:t>
+              <w:t xml:space="preserve">Clear the GUI and then </w:t>
+            </w:r>
+            <w:proofErr w:type="gramStart"/>
+            <w:r>
+              <w:t>e</w:t>
             </w:r>
             <w:r>
               <w:t>xit</w:t>
@@ -1912,6 +2199,7 @@
             <w:r>
               <w:t>s</w:t>
             </w:r>
+            <w:proofErr w:type="gramEnd"/>
             <w:r>
               <w:t xml:space="preserve"> the </w:t>
             </w:r>
@@ -1954,9 +2242,11 @@
       <w:r>
         <w:t xml:space="preserve">Ending the program is very intuitive, simply hit E in the terminal running the process, the program will then recognize the exit </w:t>
       </w:r>
+      <w:proofErr w:type="gramStart"/>
       <w:r>
         <w:t>hotkey</w:t>
       </w:r>
+      <w:proofErr w:type="gramEnd"/>
       <w:r>
         <w:t xml:space="preserve"> and take care of the rest. </w:t>
       </w:r>
@@ -2118,7 +2408,6 @@
         <w:t xml:space="preserve"> E key and nothing else, thus it is imperative for the correct use of the program to only exit via the E hotkey.</w:t>
       </w:r>
     </w:p>
-    <w:p/>
     <w:sectPr>
       <w:pgSz w:w="12240" w:h="15840"/>
       <w:pgMar w:top="1440" w:right="1440" w:bottom="1440" w:left="1440" w:header="720" w:footer="720" w:gutter="0"/>
